--- a/res/programmes/Kubernetes-Administration-CKA-36h.docx
+++ b/res/programmes/Kubernetes-Administration-CKA-36h.docx
@@ -106,7 +106,7 @@
         <w:t>Prepares for</w:t>
       </w:r>
       <w:r>
-        <w:t xml:space="preserve">   Certified Kubernetes Administrator (CKA)</w:t>
+        <w:t xml:space="preserve">   Certified Kubernetes Administrator (CKA, 2025 curriculum)</w:t>
       </w:r>
     </w:p>
     <w:tbl>
@@ -212,7 +212,7 @@
         <w:pStyle w:val="ProgBody"/>
       </w:pPr>
       <w:r>
-        <w:t>This programme prepares participants to administer Kubernetes clusters and to pass the Certified Kubernetes Administrator exam on its 2025 curriculum. They install a highly available cluster with kubeadm, upgrade it and back up etcd, secure it with RBAC and security contexts, control scheduling, configure cluster networking from the CNI to the Gateway API, manage storage, and extend the cluster with Helm, Kustomize, custom resources and operators. Troubleshooting runs through every phase, a timed mock exam measures readiness, and the programme closes with a final project: a cluster built, secured, upgraded and repaired by each team.</w:t>
+        <w:t>This programme prepares participants to administer Kubernetes clusters and to sit the Certified Kubernetes Administrator exam on its 2025 curriculum. They install a highly available cluster with kubeadm, upgrade it and back up etcd, secure it with RBAC and security contexts, control scheduling, configure cluster networking from the CNI to the Gateway API, manage storage, and extend the cluster with Helm, Kustomize, custom resources and operators. Every lab ends with a troubleshooting step, a timed mock exam measures readiness, and the programme closes with a final project: a cluster built, secured, upgraded and repaired by each team. etcd backup and restore is taught as a production skill; it is no longer a CKA objective.</w:t>
       </w:r>
     </w:p>
     <w:p>
@@ -1384,7 +1384,7 @@
               <w:pStyle w:val="ProgTableText"/>
             </w:pPr>
             <w:r>
-              <w:t>Taints and tolerations, affinity, resource requests and limits, priority classes</w:t>
+              <w:t>Taints and tolerations, affinity, resource requests and limits, priority classes; recap of rollouts, ConfigMaps and Secrets, workload autoscaling</w:t>
             </w:r>
           </w:p>
         </w:tc>
@@ -1628,7 +1628,7 @@
               <w:pStyle w:val="ProgTableText"/>
             </w:pPr>
             <w:r>
-              <w:t>PersistentVolumes and PersistentVolumeClaims, StorageClasses, dynamic provisioning</w:t>
+              <w:t>PersistentVolumes and PersistentVolumeClaims, access modes, reclaim policies, StorageClasses, dynamic provisioning</w:t>
             </w:r>
           </w:p>
         </w:tc>
@@ -1695,7 +1695,7 @@
               <w:pStyle w:val="ProgTableText"/>
             </w:pPr>
             <w:r>
-              <w:t>Helm, Kustomize, custom resource definitions and operators</w:t>
+              <w:t>Helm, Kustomize, extension interfaces (CNI, CSI, CRI), custom resource definitions and operators</w:t>
             </w:r>
           </w:p>
         </w:tc>
@@ -2322,7 +2322,7 @@
         <w:t>Stack</w:t>
       </w:r>
       <w:r>
-        <w:t xml:space="preserve">  Kubernetes, kubeadm, containerd, etcd, a CNI plugin, CoreDNS, Gateway API, Helm, Kustomize, kubectl</w:t>
+        <w:t xml:space="preserve">  Kubernetes, kubeadm, containerd, etcd, a CNI plugin, CoreDNS, Envoy Gateway, MetalLB, local-path-provisioner, Helm, Kustomize, kubectl</w:t>
       </w:r>
     </w:p>
     <w:p>

--- a/res/programmes/Kubernetes-Administration-CKA-36h.docx
+++ b/res/programmes/Kubernetes-Administration-CKA-36h.docx
@@ -32,7 +32,13 @@
                     <pic:cNvPicPr/>
                   </pic:nvPicPr>
                   <pic:blipFill>
-                    <a:blip r:embed="rId12"/>
+                    <a:blip r:embed="rId12">
+                      <a:extLst>
+                        <a:ext uri="{96DAC541-7B7A-43D3-8B79-37D633B846F1}">
+                          <asvg:svgBlip xmlns:asvg="http://schemas.microsoft.com/office/drawing/2016/SVG/main" r:embed="rId13"/>
+                        </a:ext>
+                      </a:extLst>
+                    </a:blip>
                     <a:stretch>
                       <a:fillRect/>
                     </a:stretch>
@@ -132,7 +138,7 @@
             <w:r>
               <w:drawing>
                 <wp:inline xmlns:a="http://schemas.openxmlformats.org/drawingml/2006/main" xmlns:pic="http://schemas.openxmlformats.org/drawingml/2006/picture">
-                  <wp:extent cx="516649" cy="486000"/>
+                  <wp:extent cx="516563" cy="486000"/>
                   <wp:docPr id="901" name="Picture 901"/>
                   <wp:cNvGraphicFramePr>
                     <a:graphicFrameLocks noChangeAspect="1"/>
@@ -145,7 +151,13 @@
                           <pic:cNvPicPr/>
                         </pic:nvPicPr>
                         <pic:blipFill>
-                          <a:blip r:embed="rId13"/>
+                          <a:blip r:embed="rId14">
+                            <a:extLst>
+                              <a:ext uri="{96DAC541-7B7A-43D3-8B79-37D633B846F1}">
+                                <asvg:svgBlip xmlns:asvg="http://schemas.microsoft.com/office/drawing/2016/SVG/main" r:embed="rId15"/>
+                              </a:ext>
+                            </a:extLst>
+                          </a:blip>
                           <a:stretch>
                             <a:fillRect/>
                           </a:stretch>
@@ -153,7 +165,7 @@
                         <pic:spPr>
                           <a:xfrm>
                             <a:off x="0" y="0"/>
-                            <a:ext cx="516649" cy="486000"/>
+                            <a:ext cx="516563" cy="486000"/>
                           </a:xfrm>
                           <a:prstGeom prst="rect"/>
                         </pic:spPr>
@@ -2363,7 +2375,7 @@
     <w:r>
       <w:drawing>
         <wp:inline xmlns:a="http://schemas.openxmlformats.org/drawingml/2006/main" xmlns:pic="http://schemas.openxmlformats.org/drawingml/2006/picture">
-          <wp:extent cx="114811" cy="108000"/>
+          <wp:extent cx="114792" cy="108000"/>
           <wp:docPr id="1" name="Picture 1"/>
           <wp:cNvGraphicFramePr>
             <a:graphicFrameLocks noChangeAspect="1"/>
@@ -2376,7 +2388,13 @@
                   <pic:cNvPicPr/>
                 </pic:nvPicPr>
                 <pic:blipFill>
-                  <a:blip r:embed="rId1"/>
+                  <a:blip r:embed="rId1">
+                    <a:extLst>
+                      <a:ext uri="{96DAC541-7B7A-43D3-8B79-37D633B846F1}">
+                        <asvg:svgBlip xmlns:asvg="http://schemas.microsoft.com/office/drawing/2016/SVG/main" r:embed="rId2"/>
+                      </a:ext>
+                    </a:extLst>
+                  </a:blip>
                   <a:stretch>
                     <a:fillRect/>
                   </a:stretch>
@@ -2384,7 +2402,7 @@
                 <pic:spPr>
                   <a:xfrm>
                     <a:off x="0" y="0"/>
-                    <a:ext cx="114811" cy="108000"/>
+                    <a:ext cx="114792" cy="108000"/>
                   </a:xfrm>
                   <a:prstGeom prst="rect"/>
                 </pic:spPr>
